--- a/Angebot/Angebot-grasser-05-2025-02.docx
+++ b/Angebot/Angebot-grasser-05-2025-02.docx
@@ -1117,7 +1117,7 @@
               <w:rPr>
                 <w:rFonts w:asciiTheme="minorHAnsi" w:hAnsiTheme="minorHAnsi" w:cstheme="minorHAnsi"/>
               </w:rPr>
-              <w:t>8</w:t>
+              <w:t>10</w:t>
             </w:r>
             <w:r>
               <w:rPr>
@@ -1553,7 +1553,13 @@
               <w:rPr>
                 <w:rFonts w:asciiTheme="minorHAnsi" w:hAnsiTheme="minorHAnsi" w:cstheme="minorHAnsi"/>
               </w:rPr>
-              <w:t>12</w:t>
+              <w:t>1</w:t>
+            </w:r>
+            <w:r>
+              <w:rPr>
+                <w:rFonts w:asciiTheme="minorHAnsi" w:hAnsiTheme="minorHAnsi" w:cstheme="minorHAnsi"/>
+              </w:rPr>
+              <w:t>5</w:t>
             </w:r>
             <w:r>
               <w:rPr>
@@ -1628,7 +1634,7 @@
               <w:rPr>
                 <w:rFonts w:asciiTheme="minorHAnsi" w:hAnsiTheme="minorHAnsi" w:cstheme="minorHAnsi"/>
               </w:rPr>
-              <w:t>2</w:t>
+              <w:t>5</w:t>
             </w:r>
             <w:r>
               <w:rPr>
@@ -1787,14 +1793,6 @@
           <w:sz w:val="22"/>
           <w:szCs w:val="22"/>
         </w:rPr>
-        <w:t xml:space="preserve">Wenn wir die Fertigstellung und Abnahme bis Ende </w:t>
-      </w:r>
-      <w:r>
-        <w:rPr>
-          <w:rFonts w:cstheme="minorHAnsi"/>
-          <w:sz w:val="22"/>
-          <w:szCs w:val="22"/>
-        </w:rPr>
         <w:t>Juni 2026</w:t>
       </w:r>
       <w:r>
@@ -1803,7 +1801,63 @@
           <w:sz w:val="22"/>
           <w:szCs w:val="22"/>
         </w:rPr>
-        <w:t xml:space="preserve"> planen und einhalten, verzichte ich auf die übliche Vorauszahlung bei Webprojekten. Du zahlst nach Abnahme der Website die Rechnung innerhalb von 14 Tagen.</w:t>
+        <w:t>. Anzahlung für Projektstart und schon geleistete Arbeiten belaufen sich auf 1.500, - € plus MwSt. (das übliche 50/50 Modell) bezogen auf Position 1. &amp; 2. N</w:t>
+      </w:r>
+      <w:r>
+        <w:rPr>
+          <w:rFonts w:cstheme="minorHAnsi"/>
+          <w:sz w:val="22"/>
+          <w:szCs w:val="22"/>
+        </w:rPr>
+        <w:t xml:space="preserve">ach </w:t>
+      </w:r>
+      <w:r>
+        <w:rPr>
+          <w:rFonts w:cstheme="minorHAnsi"/>
+          <w:sz w:val="22"/>
+          <w:szCs w:val="22"/>
+        </w:rPr>
+        <w:t xml:space="preserve">Lieferung auf Domain und Hoster und </w:t>
+      </w:r>
+      <w:r>
+        <w:rPr>
+          <w:rFonts w:cstheme="minorHAnsi"/>
+          <w:sz w:val="22"/>
+          <w:szCs w:val="22"/>
+        </w:rPr>
+        <w:t xml:space="preserve">Abnahme </w:t>
+      </w:r>
+      <w:r>
+        <w:rPr>
+          <w:rFonts w:cstheme="minorHAnsi"/>
+          <w:sz w:val="22"/>
+          <w:szCs w:val="22"/>
+        </w:rPr>
+        <w:t>durch dich, wird die Restsummer fällig.</w:t>
+      </w:r>
+      <w:r>
+        <w:rPr>
+          <w:rFonts w:cstheme="minorHAnsi"/>
+          <w:sz w:val="22"/>
+          <w:szCs w:val="22"/>
+        </w:rPr>
+        <w:t xml:space="preserve"> </w:t>
+      </w:r>
+      <w:r>
+        <w:rPr>
+          <w:rFonts w:cstheme="minorHAnsi"/>
+          <w:sz w:val="22"/>
+          <w:szCs w:val="22"/>
+        </w:rPr>
+        <w:t xml:space="preserve">Zahlungsziel: </w:t>
+      </w:r>
+      <w:r>
+        <w:rPr>
+          <w:rFonts w:cstheme="minorHAnsi"/>
+          <w:sz w:val="22"/>
+          <w:szCs w:val="22"/>
+        </w:rPr>
+        <w:t>14 Tage.</w:t>
       </w:r>
     </w:p>
     <w:p>
@@ -2564,6 +2618,7 @@
   <w:style w:type="character" w:default="1" w:styleId="Absatz-Standardschriftart">
     <w:name w:val="Default Paragraph Font"/>
     <w:uiPriority w:val="1"/>
+    <w:semiHidden/>
     <w:unhideWhenUsed/>
   </w:style>
   <w:style w:type="table" w:default="1" w:styleId="NormaleTabelle">
